--- a/tests/evidence_finiquito/ejemplo1_correcto_fiscal/Finiquito Prueba Ejemplo1 Correcto Fiscal.docx
+++ b/tests/evidence_finiquito/ejemplo1_correcto_fiscal/Finiquito Prueba Ejemplo1 Correcto Fiscal.docx
@@ -1709,7 +1709,7 @@
       </w:tr>
       <w:tr ns2:paraId="11094AA5" ns2:textId="77777777">
         <w:trPr>
-          <w:trHeight w:val="360" w:hRule="atLeast"/>
+          <w:trHeight w:val="900" w:hRule="atLeast"/>
         </w:trPr>
         <w:tc>
           <w:tcPr>
@@ -1741,11 +1741,19 @@
           <w:p ns2:paraId="11B7B088" ns2:textId="3AEE4489">
             <w:pPr>
               <w:pStyle w:val="TableParagraph"/>
-              <w:ind w:left="87"/>
-              <w:rPr>
-                <w:sz w:val="18"/>
-              </w:rPr>
-            </w:pPr>
+              <w:spacing w:before="120" w:after="60"/>
+              <w:ind w:left="0"/>
+              <w:jc w:val="center"/>
+              <w:rPr>
+                <w:sz w:val="18"/>
+              </w:rPr>
+            </w:pPr>
+            <w:r>
+              <w:rPr>
+                <w:sz w:val="18"/>
+              </w:rPr>
+              <w:t xml:space="preserve">______________________________________________</w:t>
+            </w:r>
           </w:p>
         </w:tc>
         <w:tc>
@@ -2149,21 +2157,22 @@
         </w:tc>
         <w:tc>
           <w:tcPr>
-            <w:tcW w:w="4862" w:type="dxa"/>
+            <w:tcW w:w="5400" w:type="dxa"/>
             <w:tcBorders>
               <w:top w:val="single" w:sz="4" w:space="0" w:color="auto"/>
               <w:left w:val="single" w:sz="4" w:space="0" w:color="auto"/>
             </w:tcBorders>
             <w:vAlign w:val="center"/>
+            <w:noWrap/>
           </w:tcPr>
           <w:p ns2:paraId="09F3A52C" ns2:textId="45AA40FC">
             <w:pPr>
               <w:pStyle w:val="TableParagraph"/>
               <w:tabs>
-                <w:tab w:val="left" w:pos="2611"/>
+                <w:tab w:val="left" w:pos="3200"/>
               </w:tabs>
               <w:spacing w:before="83"/>
-              <w:ind w:right="126"/>
+              <w:ind w:right="72"/>
               <w:rPr>
                 <w:rFonts w:ascii="Arial"/>
                 <w:b/>
@@ -2331,7 +2340,7 @@
           <w:b/>
           <w:bCs/>
         </w:rPr>
-        <w:spacing w:before="360" w:after="4320"/>
+        <w:spacing w:before="360" w:after="1440"/>
       </w:pPr>
       <w:r>
         <w:rPr>
@@ -2347,7 +2356,7 @@
       <w:footerReference w:type="default" ns3:id="rId7"/>
       <w:type w:val="continuous"/>
       <w:pgSz w:w="12240" w:h="15840"/>
-      <w:pgMar w:top="1880" w:right="360" w:bottom="1020" w:left="720" w:header="912" w:footer="1440" w:gutter="0"/>
+      <w:pgMar w:top="1880" w:right="360" w:bottom="1020" w:left="720" w:header="912" w:footer="1120" w:gutter="0"/>
       <w:pgNumType w:start="1"/>
       <w:cols w:space="720"/>
     </w:sectPr>
@@ -2412,7 +2421,7 @@
                     <ns6:spPr>
                       <ns5:xfrm>
                         <ns5:off x="0" y="0"/>
-                        <ns5:ext cx="6872024" cy="990000"/>
+                        <ns5:ext cx="6872024" cy="720000"/>
                       </ns5:xfrm>
                       <ns5:prstGeom prst="rect">
                         <ns5:avLst/>
